--- a/Project Title.docx
+++ b/Project Title.docx
@@ -1982,8 +1982,6 @@
         </w:rPr>
         <w:t>Step 1: Define the UI Components</w:t>
       </w:r>
-      <w:bookmarkStart w:id="0" w:name="_GoBack"/>
-      <w:bookmarkEnd w:id="0"/>
     </w:p>
     <w:p>
       <w:r>
@@ -2152,7 +2150,186 @@
       </w:r>
     </w:p>
     <w:p/>
-    <w:p/>
+    <w:p>
+      <w:r>
+        <w:t>KEFARM-Dashboard/</w:t>
+      </w:r>
+    </w:p>
+    <w:p>
+      <w:r>
+        <w:t xml:space="preserve">│── </w:t>
+      </w:r>
+      <w:proofErr w:type="spellStart"/>
+      <w:proofErr w:type="gramStart"/>
+      <w:r>
+        <w:t>index.php</w:t>
+      </w:r>
+      <w:proofErr w:type="spellEnd"/>
+      <w:r>
+        <w:t xml:space="preserve">  (</w:t>
+      </w:r>
+      <w:proofErr w:type="gramEnd"/>
+      <w:r>
+        <w:t>Main dashboard)</w:t>
+      </w:r>
+    </w:p>
+    <w:p>
+      <w:r>
+        <w:t xml:space="preserve">│── </w:t>
+      </w:r>
+      <w:proofErr w:type="spellStart"/>
+      <w:r>
+        <w:t>farm_management.php</w:t>
+      </w:r>
+      <w:proofErr w:type="spellEnd"/>
+    </w:p>
+    <w:p>
+      <w:r>
+        <w:t xml:space="preserve">│── </w:t>
+      </w:r>
+      <w:proofErr w:type="spellStart"/>
+      <w:r>
+        <w:t>orders_sales.php</w:t>
+      </w:r>
+      <w:proofErr w:type="spellEnd"/>
+    </w:p>
+    <w:p>
+      <w:r>
+        <w:t xml:space="preserve">│── </w:t>
+      </w:r>
+      <w:proofErr w:type="spellStart"/>
+      <w:r>
+        <w:t>inventory.php</w:t>
+      </w:r>
+      <w:proofErr w:type="spellEnd"/>
+    </w:p>
+    <w:p>
+      <w:r>
+        <w:t xml:space="preserve">│── </w:t>
+      </w:r>
+      <w:proofErr w:type="spellStart"/>
+      <w:r>
+        <w:t>reports.php</w:t>
+      </w:r>
+      <w:proofErr w:type="spellEnd"/>
+    </w:p>
+    <w:p>
+      <w:r>
+        <w:t xml:space="preserve">│── </w:t>
+      </w:r>
+      <w:proofErr w:type="spellStart"/>
+      <w:r>
+        <w:t>user_management.php</w:t>
+      </w:r>
+      <w:proofErr w:type="spellEnd"/>
+    </w:p>
+    <w:p>
+      <w:r>
+        <w:t xml:space="preserve">│── </w:t>
+      </w:r>
+      <w:proofErr w:type="spellStart"/>
+      <w:r>
+        <w:t>settings.php</w:t>
+      </w:r>
+      <w:bookmarkStart w:id="0" w:name="_GoBack"/>
+      <w:bookmarkEnd w:id="0"/>
+      <w:proofErr w:type="spellEnd"/>
+    </w:p>
+    <w:p>
+      <w:r>
+        <w:t xml:space="preserve">│── </w:t>
+      </w:r>
+      <w:proofErr w:type="gramStart"/>
+      <w:r>
+        <w:t>assets</w:t>
+      </w:r>
+      <w:proofErr w:type="gramEnd"/>
+      <w:r>
+        <w:t>/</w:t>
+      </w:r>
+    </w:p>
+    <w:p>
+      <w:r>
+        <w:t>│   ├── styles.css (CSS file)</w:t>
+      </w:r>
+    </w:p>
+    <w:p>
+      <w:r>
+        <w:t>│   ├── script.js (JavaScript file)</w:t>
+      </w:r>
+    </w:p>
+    <w:p>
+      <w:r>
+        <w:t>│── includes/</w:t>
+      </w:r>
+    </w:p>
+    <w:p>
+      <w:r>
+        <w:t xml:space="preserve">│   ├── </w:t>
+      </w:r>
+      <w:proofErr w:type="spellStart"/>
+      <w:r>
+        <w:t>header.php</w:t>
+      </w:r>
+      <w:proofErr w:type="spellEnd"/>
+      <w:r>
+        <w:t xml:space="preserve"> (</w:t>
+      </w:r>
+      <w:proofErr w:type="spellStart"/>
+      <w:r>
+        <w:t>Navbar</w:t>
+      </w:r>
+      <w:proofErr w:type="spellEnd"/>
+      <w:r>
+        <w:t>)</w:t>
+      </w:r>
+    </w:p>
+    <w:p>
+      <w:r>
+        <w:t xml:space="preserve">│   ├── </w:t>
+      </w:r>
+      <w:proofErr w:type="spellStart"/>
+      <w:r>
+        <w:t>sidebar.php</w:t>
+      </w:r>
+      <w:proofErr w:type="spellEnd"/>
+      <w:r>
+        <w:t xml:space="preserve"> (Sidebar)</w:t>
+      </w:r>
+    </w:p>
+    <w:p>
+      <w:r>
+        <w:t xml:space="preserve">│   ├── </w:t>
+      </w:r>
+      <w:proofErr w:type="spellStart"/>
+      <w:r>
+        <w:t>footer.php</w:t>
+      </w:r>
+      <w:proofErr w:type="spellEnd"/>
+      <w:r>
+        <w:t xml:space="preserve"> (Footer)</w:t>
+      </w:r>
+    </w:p>
+    <w:p>
+      <w:r>
+        <w:t xml:space="preserve">│── </w:t>
+      </w:r>
+      <w:proofErr w:type="spellStart"/>
+      <w:r>
+        <w:t>login.php</w:t>
+      </w:r>
+      <w:proofErr w:type="spellEnd"/>
+    </w:p>
+    <w:p>
+      <w:r>
+        <w:t xml:space="preserve">│── </w:t>
+      </w:r>
+      <w:proofErr w:type="spellStart"/>
+      <w:r>
+        <w:t>register.php</w:t>
+      </w:r>
+      <w:proofErr w:type="spellEnd"/>
+    </w:p>
     <w:sectPr>
       <w:pgSz w:w="12240" w:h="15840"/>
       <w:pgMar w:top="1440" w:right="1440" w:bottom="1440" w:left="1440" w:header="720" w:footer="720" w:gutter="0"/>
@@ -4243,6 +4420,7 @@
   <w:style w:type="character" w:default="1" w:styleId="DefaultParagraphFont">
     <w:name w:val="Default Paragraph Font"/>
     <w:uiPriority w:val="1"/>
+    <w:semiHidden/>
     <w:unhideWhenUsed/>
   </w:style>
   <w:style w:type="table" w:default="1" w:styleId="TableNormal">

--- a/Project Title.docx
+++ b/Project Title.docx
@@ -2230,6 +2230,16 @@
       <w:proofErr w:type="spellStart"/>
       <w:r>
         <w:t>settings.php</w:t>
+      </w:r>
+      <w:proofErr w:type="spellEnd"/>
+    </w:p>
+    <w:p>
+      <w:r>
+        <w:t>│──</w:t>
+      </w:r>
+      <w:proofErr w:type="spellStart"/>
+      <w:r>
+        <w:t>Faq.php</w:t>
       </w:r>
       <w:bookmarkStart w:id="0" w:name="_GoBack"/>
       <w:bookmarkEnd w:id="0"/>
